--- a/word_reports/LP_0064_위치_705_Atahualpa Yupanqui_¡Soy L.docx
+++ b/word_reports/LP_0064_위치_705_Atahualpa Yupanqui_¡Soy L.docx
@@ -4,7 +4,7 @@
   <w:body>
     <w:p>
       <w:pPr>
-        <w:spacing w:after="280"/>
+        <w:spacing w:after="80"/>
       </w:pPr>
       <w:r>
         <w:rPr w:rFonts="맑은 고딕">
@@ -13,94 +13,47 @@
           <w:color w:val="1E3A8A"/>
           <w:sz w:val="30"/>
         </w:rPr>
-        <w:t>[705] Atahualpa Yupanqui - ¡Soy Libre! ¡Soy Bueno!</w:t>
+        <w:t>Atahualpa Yupanqui (아타후알파 유판키) - ¡Soy Libre! ¡Soy Bueno!</w:t>
       </w:r>
     </w:p>
     <w:p>
       <w:pPr>
-        <w:spacing w:after="320"/>
+        <w:spacing w:after="240"/>
       </w:pPr>
       <w:r>
         <w:rPr w:rFonts="맑은 고딕">
           <w:rFonts w:ascii="맑은 고딕" w:hAnsi="맑은 고딕" w:eastAsia="맑은 고딕"/>
           <w:b/>
-          <w:sz w:val="20"/>
+          <w:color w:val="4B5563"/>
+          <w:sz w:val="22"/>
         </w:rPr>
-        <w:t>■ 위치 : 705</w:t>
-        <w:br/>
-      </w:r>
-      <w:r>
-        <w:rPr w:rFonts="맑은 고딕">
-          <w:rFonts w:ascii="맑은 고딕" w:hAnsi="맑은 고딕" w:eastAsia="맑은 고딕"/>
-          <w:b/>
-          <w:sz w:val="20"/>
-        </w:rPr>
-        <w:t>■ 아티스트 : Atahualpa Yupanqui</w:t>
-        <w:br/>
-      </w:r>
-      <w:r>
-        <w:rPr w:rFonts="맑은 고딕">
-          <w:rFonts w:ascii="맑은 고딕" w:hAnsi="맑은 고딕" w:eastAsia="맑은 고딕"/>
-          <w:b/>
-          <w:sz w:val="20"/>
-        </w:rPr>
-        <w:t>■ 앨범명 : ¡Soy Libre! ¡Soy Bueno!</w:t>
-        <w:br/>
-      </w:r>
-      <w:r>
-        <w:rPr w:rFonts="맑은 고딕">
-          <w:rFonts w:ascii="맑은 고딕" w:hAnsi="맑은 고딕" w:eastAsia="맑은 고딕"/>
-          <w:b w:val="0"/>
-          <w:sz w:val="20"/>
-        </w:rPr>
-        <w:t>■ 음반 레이블 : Le Chant du Monde</w:t>
-        <w:br/>
-      </w:r>
-      <w:r>
-        <w:rPr w:rFonts="맑은 고딕">
-          <w:rFonts w:ascii="맑은 고딕" w:hAnsi="맑은 고딕" w:eastAsia="맑은 고딕"/>
-          <w:b w:val="0"/>
-          <w:sz w:val="20"/>
-        </w:rPr>
-        <w:t>■ 발매년도 : 1968</w:t>
-        <w:br/>
-      </w:r>
-      <w:r>
-        <w:rPr w:rFonts="맑은 고딕">
-          <w:rFonts w:ascii="맑은 고딕" w:hAnsi="맑은 고딕" w:eastAsia="맑은 고딕"/>
-          <w:b w:val="0"/>
-          <w:sz w:val="20"/>
-        </w:rPr>
-        <w:t>■ 장르 : 아르헨티나 폴크로레 (Argentine Folklore), 누에바 칸시온 (Nueva Canción)</w:t>
-        <w:br/>
-      </w:r>
-      <w:r>
-        <w:rPr w:rFonts="맑은 고딕">
-          <w:rFonts w:ascii="맑은 고딕" w:hAnsi="맑은 고딕" w:eastAsia="맑은 고딕"/>
-          <w:b w:val="0"/>
-          <w:sz w:val="20"/>
-        </w:rPr>
-        <w:t>■ 주요 수록곡 : 1. ¡Soy Libre! ¡Soy Bueno!</w:t>
-        <w:br/>
+        <w:t>위치 :  705</w:t>
       </w:r>
     </w:p>
     <w:p>
       <w:pPr>
-        <w:spacing w:after="160"/>
+        <w:spacing w:line="324" w:lineRule="auto" w:before="80" w:after="160"/>
       </w:pPr>
       <w:r>
         <w:rPr w:rFonts="맑은 고딕">
           <w:rFonts w:ascii="맑은 고딕" w:hAnsi="맑은 고딕" w:eastAsia="맑은 고딕"/>
           <w:b/>
           <w:color w:val="1F2937"/>
-          <w:sz w:val="24"/>
+          <w:sz w:val="22"/>
         </w:rPr>
-        <w:t>■ 음반 해설 및 감상 가이드</w:t>
+        <w:t xml:space="preserve">[음반 소개] </w:t>
+      </w:r>
+      <w:r>
+        <w:rPr w:rFonts="맑은 고딕">
+          <w:rFonts w:ascii="맑은 고딕" w:hAnsi="맑은 고딕" w:eastAsia="맑은 고딕"/>
+          <w:b w:val="0"/>
+          <w:sz w:val="21"/>
+        </w:rPr>
       </w:r>
     </w:p>
     <w:p>
       <w:pPr>
-        <w:spacing w:line="312" w:lineRule="auto" w:after="120"/>
+        <w:spacing w:line="324" w:lineRule="auto" w:after="120"/>
       </w:pPr>
       <w:r>
         <w:rPr w:rFonts="맑은 고딕">
@@ -108,51 +61,516 @@
           <w:b w:val="0"/>
           <w:sz w:val="21"/>
         </w:rPr>
-        <w:t>아르헨티나 민중 음악의 거장이자 남미 누에바 칸시온(Nueva Canción) 운동의 정신적 지주인 아타우알파 유판키(Atahualpa Yupanqui)의 명반 《¡Soy Libre! ¡Soy Bueno!》는 흙냄새 짙은 팜파스 평원과 안데스 산맥의 정서를 고스란히 담아낸 걸작입니다. '나는 자유롭다! 나는 선하다!'라는 당당하고도 숭고한 앨범명처럼, 이 음반은 삶의 고단함 속에서도 잃지 않는 인간의 존엄성과 자유를 향한 시적 열망을 담담하게 고백합니다.</w:t>
+        <w:t>남미 안데스의 광활한 고원과 팜파스의 바람을 고독한 기타 한 대에 실어 보낸 음유시인, 아타후알파 유판키의 영혼이 오롯이 깃든 명반입니다. 흙먼지 날리는 대지의 침묵과 민초들의 애환을 절제된 나일론 기타 선율, 그리고 깊고 낮은 바리톤의 읊조림으로 승화시키며 라틴아메리카 '누에바 칸시온(Nueva Canción)'의 시원(始原)을 보여줍니다. "나는 자유롭다! 나는 선하다!"라는 제목의 선언처럼, 인간 본연의 고결함과 실존적 사유가 바이닐의 소리골을 타고 침묵보다 깊은 울림으로 피어납니다.</w:t>
       </w:r>
     </w:p>
     <w:p>
       <w:pPr>
-        <w:spacing w:line="312" w:lineRule="auto" w:after="120"/>
+        <w:spacing w:line="324" w:lineRule="auto" w:before="200" w:after="80"/>
       </w:pPr>
+      <w:r>
+        <w:rPr w:rFonts="맑은 고딕">
+          <w:rFonts w:ascii="맑은 고딕" w:hAnsi="맑은 고딕" w:eastAsia="맑은 고딕"/>
+          <w:b/>
+          <w:color w:val="1E3A8A"/>
+          <w:sz w:val="24"/>
+        </w:rPr>
+        <w:t>1. 음반 데이터</w:t>
+      </w:r>
+    </w:p>
+    <w:p>
+      <w:pPr>
+        <w:spacing w:line="324" w:lineRule="auto" w:after="80"/>
+      </w:pPr>
+      <w:r>
+        <w:rPr w:rFonts="맑은 고딕">
+          <w:rFonts w:ascii="맑은 고딕" w:hAnsi="맑은 고딕" w:eastAsia="맑은 고딕"/>
+          <w:b w:val="0"/>
+          <w:color w:val="6B7280"/>
+          <w:sz w:val="21"/>
+        </w:rPr>
+        <w:t xml:space="preserve">· </w:t>
+      </w:r>
+      <w:r>
+        <w:rPr w:rFonts="맑은 고딕">
+          <w:rFonts w:ascii="맑은 고딕" w:hAnsi="맑은 고딕" w:eastAsia="맑은 고딕"/>
+          <w:b/>
+          <w:color w:val="1F2937"/>
+          <w:sz w:val="21"/>
+        </w:rPr>
+        <w:t xml:space="preserve">앨범명: </w:t>
+      </w:r>
       <w:r>
         <w:rPr w:rFonts="맑은 고딕">
           <w:rFonts w:ascii="맑은 고딕" w:hAnsi="맑은 고딕" w:eastAsia="맑은 고딕"/>
           <w:b w:val="0"/>
           <w:sz w:val="21"/>
         </w:rPr>
-        <w:t>유판키의 음악적 진수는 그의 절제된 클래식 기타 연주와 시적 성찰이 돋보이는 중저음의 읊조림에 있습니다. 화려한 가식이나 기교를 배제한 채, 아르헨티나 전통 리듬인 차카레라(Chacarera)와 삼바(Zamba)를 바탕으로 민중의 애환을 노래합니다. 그의 손길을 거친 기타 선율은 단순한 악기 반주를 넘어, 바람과 땅, 그리고 인간의 외로움을 대변하는 또 하나의 깊은 목소리로 울려 퍼집니다.</w:t>
+        <w:t>¡Soy Libre! ¡Soy Bueno!</w:t>
       </w:r>
     </w:p>
     <w:p>
       <w:pPr>
-        <w:spacing w:line="312" w:lineRule="auto" w:after="120"/>
+        <w:spacing w:line="324" w:lineRule="auto" w:after="80"/>
       </w:pPr>
+      <w:r>
+        <w:rPr w:rFonts="맑은 고딕">
+          <w:rFonts w:ascii="맑은 고딕" w:hAnsi="맑은 고딕" w:eastAsia="맑은 고딕"/>
+          <w:b w:val="0"/>
+          <w:color w:val="6B7280"/>
+          <w:sz w:val="21"/>
+        </w:rPr>
+        <w:t xml:space="preserve">· </w:t>
+      </w:r>
+      <w:r>
+        <w:rPr w:rFonts="맑은 고딕">
+          <w:rFonts w:ascii="맑은 고딕" w:hAnsi="맑은 고딕" w:eastAsia="맑은 고딕"/>
+          <w:b/>
+          <w:color w:val="1F2937"/>
+          <w:sz w:val="21"/>
+        </w:rPr>
+        <w:t xml:space="preserve">아티스트: </w:t>
+      </w:r>
       <w:r>
         <w:rPr w:rFonts="맑은 고딕">
           <w:rFonts w:ascii="맑은 고딕" w:hAnsi="맑은 고딕" w:eastAsia="맑은 고딕"/>
           <w:b w:val="0"/>
           <w:sz w:val="21"/>
         </w:rPr>
-        <w:t>음반의 포문을 여는 타이틀곡 〈¡Soy Libre! ¡Soy Bueno!〉는 음반 전체를 관통하는 자유에 대한 신념을 보여주며, 그의 대표작인 〈Preguntitas a Dios〉는 사회적 불평등과 인간의 고통에 대해 신에게 던지는 날카로우면서도 정중한 물음으로 깊은 사유를 자극합니다. 또한, 불후의 명곡 〈Los Ejes de Mi Carreta〉에서 들려오는 느릿하고 묵직한 기타 리프는 수레바퀴 소리에 맞춰 고단한 여정을 이어가는 나그네의 고독을 한없이 정결하고 서정적으로 그려냅니다.</w:t>
+        <w:t>Atahualpa Yupanqui (아타후알파 유판키)</w:t>
       </w:r>
     </w:p>
     <w:p>
       <w:pPr>
-        <w:spacing w:line="312" w:lineRule="auto" w:after="120"/>
+        <w:spacing w:line="324" w:lineRule="auto" w:after="80"/>
       </w:pPr>
+      <w:r>
+        <w:rPr w:rFonts="맑은 고딕">
+          <w:rFonts w:ascii="맑은 고딕" w:hAnsi="맑은 고딕" w:eastAsia="맑은 고딕"/>
+          <w:b w:val="0"/>
+          <w:color w:val="6B7280"/>
+          <w:sz w:val="21"/>
+        </w:rPr>
+        <w:t xml:space="preserve">· </w:t>
+      </w:r>
+      <w:r>
+        <w:rPr w:rFonts="맑은 고딕">
+          <w:rFonts w:ascii="맑은 고딕" w:hAnsi="맑은 고딕" w:eastAsia="맑은 고딕"/>
+          <w:b/>
+          <w:color w:val="1F2937"/>
+          <w:sz w:val="21"/>
+        </w:rPr>
+        <w:t xml:space="preserve">발매 정보: </w:t>
+      </w:r>
       <w:r>
         <w:rPr w:rFonts="맑은 고딕">
           <w:rFonts w:ascii="맑은 고딕" w:hAnsi="맑은 고딕" w:eastAsia="맑은 고딕"/>
           <w:b w:val="0"/>
           <w:sz w:val="21"/>
         </w:rPr>
-        <w:t>이 음반은 단순한 민속 음악의 기록을 넘어 라틴아메리카 민중의 영혼을 관조하는 한 편의 서사시라 할 수 있습니다. 아날로그 LP의 깊고 따뜻한 질감을 통해 전달되는 유판키의 묵직한 보컬과 고즈넉한 기타 울림은, 듣는 이로 하여금 삶의 본질과 진정한 자유의 의미를 조용히 되새기게 만드는 클래식한 감동을 선사합니다.</w:t>
+        <w:t>아르헨티나의 역사적인 오데온(Odeon) 레이블을 중심으로 발매된 유판키의 대표적 명연들을 아우르는 음반으로, 방랑과 망명의 세월 속에서도 조국의 흙과 자연에 천착했던 거장의 예술혼이 집대성된 기념비적 작품입니다.</w:t>
+      </w:r>
+    </w:p>
+    <w:p>
+      <w:pPr>
+        <w:spacing w:line="324" w:lineRule="auto" w:after="80"/>
+      </w:pPr>
+      <w:r>
+        <w:rPr w:rFonts="맑은 고딕">
+          <w:rFonts w:ascii="맑은 고딕" w:hAnsi="맑은 고딕" w:eastAsia="맑은 고딕"/>
+          <w:b w:val="0"/>
+          <w:color w:val="6B7280"/>
+          <w:sz w:val="21"/>
+        </w:rPr>
+        <w:t xml:space="preserve">· </w:t>
+      </w:r>
+      <w:r>
+        <w:rPr w:rFonts="맑은 고딕">
+          <w:rFonts w:ascii="맑은 고딕" w:hAnsi="맑은 고딕" w:eastAsia="맑은 고딕"/>
+          <w:b/>
+          <w:color w:val="1F2937"/>
+          <w:sz w:val="21"/>
+        </w:rPr>
+        <w:t xml:space="preserve">LP 인기도(판매량): </w:t>
+      </w:r>
+      <w:r>
+        <w:rPr w:rFonts="맑은 고딕">
+          <w:rFonts w:ascii="맑은 고딕" w:hAnsi="맑은 고딕" w:eastAsia="맑은 고딕"/>
+          <w:b w:val="0"/>
+          <w:sz w:val="21"/>
+        </w:rPr>
+        <w:t>발매 당시 남미 전역의 지식인과 민중들 사이에서 영혼의 안식처와 같은 필청반으로 자리 잡았으며, 프랑스를 비롯한 유럽 월드뮤직 및 클래식 기타 애호가들 사이에서도 경이적인 스테디셀러를 기록했습니다.</w:t>
+      </w:r>
+    </w:p>
+    <w:p>
+      <w:pPr>
+        <w:spacing w:line="324" w:lineRule="auto" w:after="80"/>
+      </w:pPr>
+      <w:r>
+        <w:rPr w:rFonts="맑은 고딕">
+          <w:rFonts w:ascii="맑은 고딕" w:hAnsi="맑은 고딕" w:eastAsia="맑은 고딕"/>
+          <w:b w:val="0"/>
+          <w:color w:val="6B7280"/>
+          <w:sz w:val="21"/>
+        </w:rPr>
+        <w:t xml:space="preserve">· </w:t>
+      </w:r>
+      <w:r>
+        <w:rPr w:rFonts="맑은 고딕">
+          <w:rFonts w:ascii="맑은 고딕" w:hAnsi="맑은 고딕" w:eastAsia="맑은 고딕"/>
+          <w:b/>
+          <w:color w:val="1F2937"/>
+          <w:sz w:val="21"/>
+        </w:rPr>
+        <w:t xml:space="preserve">각종 수상경력: </w:t>
+      </w:r>
+      <w:r>
+        <w:rPr w:rFonts="맑은 고딕">
+          <w:rFonts w:ascii="맑은 고딕" w:hAnsi="맑은 고딕" w:eastAsia="맑은 고딕"/>
+          <w:b w:val="0"/>
+          <w:sz w:val="21"/>
+        </w:rPr>
+        <w:t>프랑스 샤를 크로 아카데미 대상(Grand Prix du Disque) 수상 및 프랑스 예술문학훈장 수훈 등 남미를 넘어 유럽 지성계와 순수 예술계로부터 최고 권위의 칭송을 받았습니다.</w:t>
+      </w:r>
+    </w:p>
+    <w:p>
+      <w:pPr>
+        <w:spacing w:line="324" w:lineRule="auto" w:before="200" w:after="80"/>
+      </w:pPr>
+      <w:r>
+        <w:rPr w:rFonts="맑은 고딕">
+          <w:rFonts w:ascii="맑은 고딕" w:hAnsi="맑은 고딕" w:eastAsia="맑은 고딕"/>
+          <w:b/>
+          <w:color w:val="1E3A8A"/>
+          <w:sz w:val="24"/>
+        </w:rPr>
+        <w:t>2. 아티스트 정보</w:t>
+      </w:r>
+    </w:p>
+    <w:p>
+      <w:pPr>
+        <w:spacing w:line="324" w:lineRule="auto" w:after="80"/>
+      </w:pPr>
+      <w:r>
+        <w:rPr w:rFonts="맑은 고딕">
+          <w:rFonts w:ascii="맑은 고딕" w:hAnsi="맑은 고딕" w:eastAsia="맑은 고딕"/>
+          <w:b w:val="0"/>
+          <w:color w:val="6B7280"/>
+          <w:sz w:val="21"/>
+        </w:rPr>
+        <w:t xml:space="preserve">· </w:t>
+      </w:r>
+      <w:r>
+        <w:rPr w:rFonts="맑은 고딕">
+          <w:rFonts w:ascii="맑은 고딕" w:hAnsi="맑은 고딕" w:eastAsia="맑은 고딕"/>
+          <w:b/>
+          <w:color w:val="1F2937"/>
+          <w:sz w:val="21"/>
+        </w:rPr>
+        <w:t xml:space="preserve">국적: </w:t>
+      </w:r>
+      <w:r>
+        <w:rPr w:rFonts="맑은 고딕">
+          <w:rFonts w:ascii="맑은 고딕" w:hAnsi="맑은 고딕" w:eastAsia="맑은 고딕"/>
+          <w:b w:val="0"/>
+          <w:sz w:val="21"/>
+        </w:rPr>
+        <w:t>아르헨티나 (Argentina)</w:t>
+      </w:r>
+    </w:p>
+    <w:p>
+      <w:pPr>
+        <w:spacing w:line="324" w:lineRule="auto" w:after="80"/>
+      </w:pPr>
+      <w:r>
+        <w:rPr w:rFonts="맑은 고딕">
+          <w:rFonts w:ascii="맑은 고딕" w:hAnsi="맑은 고딕" w:eastAsia="맑은 고딕"/>
+          <w:b w:val="0"/>
+          <w:color w:val="6B7280"/>
+          <w:sz w:val="21"/>
+        </w:rPr>
+        <w:t xml:space="preserve">· </w:t>
+      </w:r>
+      <w:r>
+        <w:rPr w:rFonts="맑은 고딕">
+          <w:rFonts w:ascii="맑은 고딕" w:hAnsi="맑은 고딕" w:eastAsia="맑은 고딕"/>
+          <w:b/>
+          <w:color w:val="1F2937"/>
+          <w:sz w:val="21"/>
+        </w:rPr>
+        <w:t xml:space="preserve">생몰년도: </w:t>
+      </w:r>
+      <w:r>
+        <w:rPr w:rFonts="맑은 고딕">
+          <w:rFonts w:ascii="맑은 고딕" w:hAnsi="맑은 고딕" w:eastAsia="맑은 고딕"/>
+          <w:b w:val="0"/>
+          <w:sz w:val="21"/>
+        </w:rPr>
+        <w:t>1908년 1월 31일 ~ 1992년 5월 23일</w:t>
+      </w:r>
+    </w:p>
+    <w:p>
+      <w:pPr>
+        <w:spacing w:line="324" w:lineRule="auto" w:after="80"/>
+      </w:pPr>
+      <w:r>
+        <w:rPr w:rFonts="맑은 고딕">
+          <w:rFonts w:ascii="맑은 고딕" w:hAnsi="맑은 고딕" w:eastAsia="맑은 고딕"/>
+          <w:b w:val="0"/>
+          <w:color w:val="6B7280"/>
+          <w:sz w:val="21"/>
+        </w:rPr>
+        <w:t xml:space="preserve">· </w:t>
+      </w:r>
+      <w:r>
+        <w:rPr w:rFonts="맑은 고딕">
+          <w:rFonts w:ascii="맑은 고딕" w:hAnsi="맑은 고딕" w:eastAsia="맑은 고딕"/>
+          <w:b/>
+          <w:color w:val="1F2937"/>
+          <w:sz w:val="21"/>
+        </w:rPr>
+        <w:t xml:space="preserve">그룹 소속: </w:t>
+      </w:r>
+      <w:r>
+        <w:rPr w:rFonts="맑은 고딕">
+          <w:rFonts w:ascii="맑은 고딕" w:hAnsi="맑은 고딕" w:eastAsia="맑은 고딕"/>
+          <w:b w:val="0"/>
+          <w:sz w:val="21"/>
+        </w:rPr>
+        <w:t>솔로 (싱어송라이터 / 민속음악학자 / 시인)</w:t>
+      </w:r>
+    </w:p>
+    <w:p>
+      <w:pPr>
+        <w:spacing w:line="324" w:lineRule="auto" w:after="80"/>
+      </w:pPr>
+      <w:r>
+        <w:rPr w:rFonts="맑은 고딕">
+          <w:rFonts w:ascii="맑은 고딕" w:hAnsi="맑은 고딕" w:eastAsia="맑은 고딕"/>
+          <w:b w:val="0"/>
+          <w:color w:val="6B7280"/>
+          <w:sz w:val="21"/>
+        </w:rPr>
+        <w:t xml:space="preserve">· </w:t>
+      </w:r>
+      <w:r>
+        <w:rPr w:rFonts="맑은 고딕">
+          <w:rFonts w:ascii="맑은 고딕" w:hAnsi="맑은 고딕" w:eastAsia="맑은 고딕"/>
+          <w:b/>
+          <w:color w:val="1F2937"/>
+          <w:sz w:val="21"/>
+        </w:rPr>
+        <w:t xml:space="preserve">아티스트 소개: </w:t>
+      </w:r>
+      <w:r>
+        <w:rPr w:rFonts="맑은 고딕">
+          <w:rFonts w:ascii="맑은 고딕" w:hAnsi="맑은 고딕" w:eastAsia="맑은 고딕"/>
+          <w:b w:val="0"/>
+          <w:sz w:val="21"/>
+        </w:rPr>
+        <w:t>'남미 포크 음악의 거대한 뿌리이자 아버지'로 불리는 그는 잉카 제국 황제의 이름에서 예명을 가져왔을 만큼 인디오 토착민의 영혼과 역사에 평생을 바쳤습니다. 소박한 기타 한 대와 나직한 목소리만으로 메르세데스 소사를 비롯한 수많은 후대 음악인들에게 영감을 주며 대륙의 음악사를 영원히 바꾸어 놓았습니다.</w:t>
+      </w:r>
+    </w:p>
+    <w:p>
+      <w:pPr>
+        <w:spacing w:line="324" w:lineRule="auto" w:before="200" w:after="80"/>
+      </w:pPr>
+      <w:r>
+        <w:rPr w:rFonts="맑은 고딕">
+          <w:rFonts w:ascii="맑은 고딕" w:hAnsi="맑은 고딕" w:eastAsia="맑은 고딕"/>
+          <w:b/>
+          <w:color w:val="1E3A8A"/>
+          <w:sz w:val="24"/>
+        </w:rPr>
+        <w:t>3. 음반 상세 분석</w:t>
+      </w:r>
+    </w:p>
+    <w:p>
+      <w:pPr>
+        <w:spacing w:line="324" w:lineRule="auto" w:after="80"/>
+      </w:pPr>
+      <w:r>
+        <w:rPr w:rFonts="맑은 고딕">
+          <w:rFonts w:ascii="맑은 고딕" w:hAnsi="맑은 고딕" w:eastAsia="맑은 고딕"/>
+          <w:b w:val="0"/>
+          <w:color w:val="6B7280"/>
+          <w:sz w:val="21"/>
+        </w:rPr>
+        <w:t xml:space="preserve">· </w:t>
+      </w:r>
+      <w:r>
+        <w:rPr w:rFonts="맑은 고딕">
+          <w:rFonts w:ascii="맑은 고딕" w:hAnsi="맑은 고딕" w:eastAsia="맑은 고딕"/>
+          <w:b/>
+          <w:color w:val="1F2937"/>
+          <w:sz w:val="21"/>
+        </w:rPr>
+        <w:t xml:space="preserve">역사적 위치: </w:t>
+      </w:r>
+      <w:r>
+        <w:rPr w:rFonts="맑은 고딕">
+          <w:rFonts w:ascii="맑은 고딕" w:hAnsi="맑은 고딕" w:eastAsia="맑은 고딕"/>
+          <w:b w:val="0"/>
+          <w:sz w:val="21"/>
+        </w:rPr>
+        <w:t>단순한 포크 음악의 범주를 넘어, 남미 민속 리듬인 밀롱가(Milonga)와 삼바(Zamba)를 고전 클래식의 품격으로 끌어올린 미학적 전환점입니다. 군더더기 없는 미니멀한 연주 속에 깃든 철학적 무게는 20세기 어쿠스틱 기타 음악사에서 독보적인 위치를 점합니다.</w:t>
+      </w:r>
+    </w:p>
+    <w:p>
+      <w:pPr>
+        <w:spacing w:line="324" w:lineRule="auto" w:after="80"/>
+      </w:pPr>
+      <w:r>
+        <w:rPr w:rFonts="맑은 고딕">
+          <w:rFonts w:ascii="맑은 고딕" w:hAnsi="맑은 고딕" w:eastAsia="맑은 고딕"/>
+          <w:b w:val="0"/>
+          <w:color w:val="6B7280"/>
+          <w:sz w:val="21"/>
+        </w:rPr>
+        <w:t xml:space="preserve">· </w:t>
+      </w:r>
+      <w:r>
+        <w:rPr w:rFonts="맑은 고딕">
+          <w:rFonts w:ascii="맑은 고딕" w:hAnsi="맑은 고딕" w:eastAsia="맑은 고딕"/>
+          <w:b/>
+          <w:color w:val="1F2937"/>
+          <w:sz w:val="21"/>
+        </w:rPr>
+        <w:t xml:space="preserve">시대의 흔적(스토리텔링): </w:t>
+      </w:r>
+      <w:r>
+        <w:rPr w:rFonts="맑은 고딕">
+          <w:rFonts w:ascii="맑은 고딕" w:hAnsi="맑은 고딕" w:eastAsia="맑은 고딕"/>
+          <w:b w:val="0"/>
+          <w:sz w:val="21"/>
+        </w:rPr>
+        <w:t>독재와 사회적 격동으로 얼룩졌던 20세기 중반 라틴아메리카에서, 탄압 속에서도 꺾이지 않는 인간 존엄성과 자유를 시적으로 대변한 시대의 나침반이었습니다. 당대 억압받던 민중과 고뇌하던 청춘들은 그의 묵직한 선율 속에서 위로를 얻고 삶을 지탱하는 실존적 용기를 발견했습니다.</w:t>
+      </w:r>
+    </w:p>
+    <w:p>
+      <w:pPr>
+        <w:spacing w:line="324" w:lineRule="auto" w:before="200" w:after="80"/>
+      </w:pPr>
+      <w:r>
+        <w:rPr w:rFonts="맑은 고딕">
+          <w:rFonts w:ascii="맑은 고딕" w:hAnsi="맑은 고딕" w:eastAsia="맑은 고딕"/>
+          <w:b/>
+          <w:color w:val="1E3A8A"/>
+          <w:sz w:val="24"/>
+        </w:rPr>
+        <w:t>4. 주요 수록곡 및 감상 제언</w:t>
+      </w:r>
+    </w:p>
+    <w:p>
+      <w:pPr>
+        <w:spacing w:line="324" w:lineRule="auto" w:after="80"/>
+      </w:pPr>
+      <w:r>
+        <w:rPr w:rFonts="맑은 고딕">
+          <w:rFonts w:ascii="맑은 고딕" w:hAnsi="맑은 고딕" w:eastAsia="맑은 고딕"/>
+          <w:b w:val="0"/>
+          <w:color w:val="6B7280"/>
+          <w:sz w:val="21"/>
+        </w:rPr>
+        <w:t xml:space="preserve">· </w:t>
+      </w:r>
+      <w:r>
+        <w:rPr w:rFonts="맑은 고딕">
+          <w:rFonts w:ascii="맑은 고딕" w:hAnsi="맑은 고딕" w:eastAsia="맑은 고딕"/>
+          <w:b/>
+          <w:color w:val="1F2937"/>
+          <w:sz w:val="21"/>
+        </w:rPr>
+        <w:t xml:space="preserve">주요 수록곡 특징: </w:t>
+      </w:r>
+      <w:r>
+        <w:rPr w:rFonts="맑은 고딕">
+          <w:rFonts w:ascii="맑은 고딕" w:hAnsi="맑은 고딕" w:eastAsia="맑은 고딕"/>
+          <w:b w:val="0"/>
+          <w:sz w:val="21"/>
+        </w:rPr>
+        <w:t>대지의 적막과 거친 숨결을 묘사하는 정갈한 기타 솔로 프레이즈와, 읊조리듯 삶의 진실을 투망하는 보컬 트랙들이 유기적인 서사를 이룹니다. 기교를 배제한 채 음표와 음표 사이의 여백으로 빚어내는 심오한 정적은 듣는 이의 내면을 깊숙이 파고듭니다.</w:t>
+      </w:r>
+    </w:p>
+    <w:p>
+      <w:pPr>
+        <w:spacing w:line="324" w:lineRule="auto" w:after="80"/>
+      </w:pPr>
+      <w:r>
+        <w:rPr w:rFonts="맑은 고딕">
+          <w:rFonts w:ascii="맑은 고딕" w:hAnsi="맑은 고딕" w:eastAsia="맑은 고딕"/>
+          <w:b w:val="0"/>
+          <w:color w:val="6B7280"/>
+          <w:sz w:val="21"/>
+        </w:rPr>
+        <w:t xml:space="preserve">· </w:t>
+      </w:r>
+      <w:r>
+        <w:rPr w:rFonts="맑은 고딕">
+          <w:rFonts w:ascii="맑은 고딕" w:hAnsi="맑은 고딕" w:eastAsia="맑은 고딕"/>
+          <w:b/>
+          <w:color w:val="1F2937"/>
+          <w:sz w:val="21"/>
+        </w:rPr>
+        <w:t xml:space="preserve">빈티지 감상 제언: </w:t>
+      </w:r>
+      <w:r>
+        <w:rPr w:rFonts="맑은 고딕">
+          <w:rFonts w:ascii="맑은 고딕" w:hAnsi="맑은 고딕" w:eastAsia="맑은 고딕"/>
+          <w:b w:val="0"/>
+          <w:sz w:val="21"/>
+        </w:rPr>
+        <w:t>손끝이 나일론 현을 짚고 스치는 미세한 마찰음과 중저역의 목소리가 지닌 온기를 생생하게 구현하기 위해 따뜻한 배음의 진공관 앰프 매칭을 권합니다. 턴테이블 카트리지가 긁어내는 은은한 아날로그 잡음조차 밤하늘의 장작불 소리처럼 어우러져 한밤의 서정을 극대화합니다.</w:t>
+      </w:r>
+    </w:p>
+    <w:p>
+      <w:pPr>
+        <w:spacing w:line="324" w:lineRule="auto" w:after="80"/>
+      </w:pPr>
+      <w:r>
+        <w:rPr w:rFonts="맑은 고딕">
+          <w:rFonts w:ascii="맑은 고딕" w:hAnsi="맑은 고딕" w:eastAsia="맑은 고딕"/>
+          <w:b w:val="0"/>
+          <w:color w:val="6B7280"/>
+          <w:sz w:val="21"/>
+        </w:rPr>
+        <w:t xml:space="preserve">· </w:t>
+      </w:r>
+      <w:r>
+        <w:rPr w:rFonts="맑은 고딕">
+          <w:rFonts w:ascii="맑은 고딕" w:hAnsi="맑은 고딕" w:eastAsia="맑은 고딕"/>
+          <w:b/>
+          <w:color w:val="1F2937"/>
+          <w:sz w:val="21"/>
+        </w:rPr>
+        <w:t xml:space="preserve">소장 가치: </w:t>
+      </w:r>
+      <w:r>
+        <w:rPr w:rFonts="맑은 고딕">
+          <w:rFonts w:ascii="맑은 고딕" w:hAnsi="맑은 고딕" w:eastAsia="맑은 고딕"/>
+          <w:b w:val="0"/>
+          <w:sz w:val="21"/>
+        </w:rPr>
+        <w:t>남미 음악의 원류를 증언하는 역사적 기록이자, 시와 음악이 완벽히 합일된 예술적 정수로서 아날로그 바이닐 컬렉터에게는 평생 곁에 두고 꺼내 들어야 할 대체 불가능한 정신적 유산입니다.</w:t>
+      </w:r>
+    </w:p>
+    <w:p>
+      <w:pPr>
+        <w:spacing w:line="324" w:lineRule="auto" w:after="120" w:before="160"/>
+      </w:pPr>
+      <w:r>
+        <w:rPr w:rFonts="맑은 고딕">
+          <w:rFonts w:ascii="맑은 고딕" w:hAnsi="맑은 고딕" w:eastAsia="맑은 고딕"/>
+          <w:b/>
+          <w:color w:val="4338CA"/>
+          <w:sz w:val="21"/>
+        </w:rPr>
+        <w:t>이 음반을 통해 대지의 시인이 바람의 언어로 전해주는 숭고한 자유의 감동을 다시 한번 경험해 보시는 것은 어떨까요?</w:t>
       </w:r>
     </w:p>
     <w:sectPr>
       <w:pgSz w:w="12240" w:h="15840"/>
-      <w:pgMar w:top="1440" w:right="1440" w:bottom="1440" w:left="1440" w:header="720" w:footer="720" w:gutter="0"/>
+      <w:pgMar w:top="1152" w:right="1296" w:bottom="1152" w:left="1296" w:header="720" w:footer="720" w:gutter="0"/>
       <w:cols w:space="720"/>
       <w:docGrid w:linePitch="360"/>
     </w:sectPr>

--- a/word_reports/LP_0064_위치_705_Atahualpa Yupanqui_¡Soy L.docx
+++ b/word_reports/LP_0064_위치_705_Atahualpa Yupanqui_¡Soy L.docx
@@ -32,7 +32,7 @@
     </w:p>
     <w:p>
       <w:pPr>
-        <w:spacing w:line="324" w:lineRule="auto" w:before="80" w:after="160"/>
+        <w:spacing w:line="324" w:lineRule="auto" w:before="80" w:after="120"/>
       </w:pPr>
       <w:r>
         <w:rPr w:rFonts="맑은 고딕">
@@ -42,13 +42,6 @@
           <w:sz w:val="22"/>
         </w:rPr>
         <w:t xml:space="preserve">[음반 소개] </w:t>
-      </w:r>
-      <w:r>
-        <w:rPr w:rFonts="맑은 고딕">
-          <w:rFonts w:ascii="맑은 고딕" w:hAnsi="맑은 고딕" w:eastAsia="맑은 고딕"/>
-          <w:b w:val="0"/>
-          <w:sz w:val="21"/>
-        </w:rPr>
       </w:r>
     </w:p>
     <w:p>
@@ -61,7 +54,33 @@
           <w:b w:val="0"/>
           <w:sz w:val="21"/>
         </w:rPr>
-        <w:t>남미 안데스의 광활한 고원과 팜파스의 바람을 고독한 기타 한 대에 실어 보낸 음유시인, 아타후알파 유판키의 영혼이 오롯이 깃든 명반입니다. 흙먼지 날리는 대지의 침묵과 민초들의 애환을 절제된 나일론 기타 선율, 그리고 깊고 낮은 바리톤의 읊조림으로 승화시키며 라틴아메리카 '누에바 칸시온(Nueva Canción)'의 시원(始原)을 보여줍니다. "나는 자유롭다! 나는 선하다!"라는 제목의 선언처럼, 인간 본연의 고결함과 실존적 사유가 바이닐의 소리골을 타고 침묵보다 깊은 울림으로 피어납니다.</w:t>
+        <w:t>아르헨티나의 광활한 팜파스와 험준한 안데스산맥의 바람을 온몸으로 품어낸 음유시인, 아타후알파 유판키(Atahualpa Yupanqui)의 예술혼이 오롯이 새겨진 명반 [¡Soy Libre! ¡Soy Bueno!]는 라틴 아메리카 민중음악의 뿌리이자 정점이라 할 수 있습니다. 잉카 제국 황제들의 이름을 스스로의 호명으로 택했던 그는, 서구화된 대중음악의 범람 속에서도 묵묵히 나일론 기타 한 대와 투박하면서도 숭고한 목소리만으로 침묵하는 대지의 언어를 대변했습니다. 이 음반은 단순한 포크 음악의 테두리를 넘어, 인간 실존에 대한 고뇌와 자연을 향한 경외, 그리고 억압받는 민중의 존엄을 길어 올린 기념비적인 서사시입니다.</w:t>
+      </w:r>
+    </w:p>
+    <w:p>
+      <w:pPr>
+        <w:spacing w:line="324" w:lineRule="auto" w:after="120"/>
+      </w:pPr>
+      <w:r>
+        <w:rPr w:rFonts="맑은 고딕">
+          <w:rFonts w:ascii="맑은 고딕" w:hAnsi="맑은 고딕" w:eastAsia="맑은 고딕"/>
+          <w:b w:val="0"/>
+          <w:sz w:val="21"/>
+        </w:rPr>
+        <w:t>앨범의 표제작이자 핵심 정서인 "나는 자유롭다! 나는 선하다!"라는 외침은 체제와 이데올로기에 의해 짓밟힐 수 없는 인간 본연의 고결함에 대한 선언입니다. 20세기 중반, 남아메리카 대륙이 겪어내야 했던 정치적 격랑과 부조리한 노동의 현장 속에서 유판키는 선동 대신 깊은 명상과 시적 절제를 택했습니다. 그의 음악은 바흐의 무반주 첼로 모음곡이 지닌 엄숙한 구조미와 대지의 흙냄새가 결합된 듯한 독창적인 미학을 드러내며, 훗날 메르세데스 소사와 빅토르 하라 등으로 이어지는 '누에바 칸시온(Nueva Canción, 새로운 노래)' 운동의 사상적·음악적 나침반이 되었습니다.</w:t>
+      </w:r>
+    </w:p>
+    <w:p>
+      <w:pPr>
+        <w:spacing w:line="324" w:lineRule="auto" w:after="120"/>
+      </w:pPr>
+      <w:r>
+        <w:rPr w:rFonts="맑은 고딕">
+          <w:rFonts w:ascii="맑은 고딕" w:hAnsi="맑은 고딕" w:eastAsia="맑은 고딕"/>
+          <w:b w:val="0"/>
+          <w:sz w:val="21"/>
+        </w:rPr>
+        <w:t>음반에 수록된 한 곡 한 곡은 유판키 특유의 정교한 핑거피킹과 아르헨티나 전통 리듬(삼바, 차카레라, 밀롱가)의 숨결로 가득 차 있습니다. 거칠게 트인 바리톤의 읊조림은 화려한 오케스트레이션보다 훨씬 깊은 파동으로 청자의 심연을 흔들며, 고독한 방랑자의 시선으로 포착한 삶의 비애를 숭고한 미학으로 치환해 냅니다. 세월이 반세기를 훌쩍 넘겨 흐른 오늘날에도 이 음반이 뿜어내는 서정적 울림이 조금도 바래지 않는 까닭은, 그것이 유행을 좇는 찰나의 소리가 아니라 인간이라는 영원한 테마를 노래한 불멸의 예술이기 때문입니다.</w:t>
       </w:r>
     </w:p>
     <w:p>
@@ -168,7 +187,7 @@
           <w:b w:val="0"/>
           <w:sz w:val="21"/>
         </w:rPr>
-        <w:t>아르헨티나의 역사적인 오데온(Odeon) 레이블을 중심으로 발매된 유판키의 대표적 명연들을 아우르는 음반으로, 방랑과 망명의 세월 속에서도 조국의 흙과 자연에 천착했던 거장의 예술혼이 집대성된 기념비적 작품입니다.</w:t>
+        <w:t>1950~60년대 아르헨티나 포크 르네상스 시기, 유판키의 초기 걸작 레퍼토리와 전통 밀롱가를 집대성하여 남미 및 유럽 유수의 레이블을 통해 소개된 역사적 명반.</w:t>
       </w:r>
     </w:p>
     <w:p>
@@ -199,7 +218,7 @@
           <w:b w:val="0"/>
           <w:sz w:val="21"/>
         </w:rPr>
-        <w:t>발매 당시 남미 전역의 지식인과 민중들 사이에서 영혼의 안식처와 같은 필청반으로 자리 잡았으며, 프랑스를 비롯한 유럽 월드뮤직 및 클래식 기타 애호가들 사이에서도 경이적인 스테디셀러를 기록했습니다.</w:t>
+        <w:t>발매 직후 남미 전역 지식인과 노동자 계층 모두에게 절대적인 지지를 얻었으며, 프랑스 파리 망명 시절 유럽 문화계에 '유판키 신드롬'을 일으키며 라틴 포크 음반으로서는 이례적인 롱셀러를 기록함.</w:t>
       </w:r>
     </w:p>
     <w:p>
@@ -230,7 +249,7 @@
           <w:b w:val="0"/>
           <w:sz w:val="21"/>
         </w:rPr>
-        <w:t>프랑스 샤를 크로 아카데미 대상(Grand Prix du Disque) 수상 및 프랑스 예술문학훈장 수훈 등 남미를 넘어 유럽 지성계와 순수 예술계로부터 최고 권위의 칭송을 받았습니다.</w:t>
+        <w:t>프랑스 예술문학훈장(Chevalier de l'Ordre des Arts et des Lettres) 수훈의 기틀이 된 음원들이며, 아르헨티나 최고 권위의 코넥스 재단 다이아몬드상(Premio Konex de Brillante)에 빛나는 예술적 권위를 인정받음.</w:t>
       </w:r>
     </w:p>
     <w:p>
@@ -337,7 +356,7 @@
           <w:b w:val="0"/>
           <w:sz w:val="21"/>
         </w:rPr>
-        <w:t>솔로 (싱어송라이터 / 민속음악학자 / 시인)</w:t>
+        <w:t>솔로 (Solo)</w:t>
       </w:r>
     </w:p>
     <w:p>
@@ -368,7 +387,7 @@
           <w:b w:val="0"/>
           <w:sz w:val="21"/>
         </w:rPr>
-        <w:t>'남미 포크 음악의 거대한 뿌리이자 아버지'로 불리는 그는 잉카 제국 황제의 이름에서 예명을 가져왔을 만큼 인디오 토착민의 영혼과 역사에 평생을 바쳤습니다. 소박한 기타 한 대와 나직한 목소리만으로 메르세데스 소사를 비롯한 수많은 후대 음악인들에게 영감을 주며 대륙의 음악사를 영원히 바꾸어 놓았습니다.</w:t>
+        <w:t>'라틴 아메리카의 영혼'이자 아르헨티나 민속 음악을 세계적 예술의 반열에 올려놓은 위대한 기타리스트 겸 시인. 클래식 기타의 정교함과 인디오의 한(恨), 팜파스의 침묵을 결합하여 현대 월드뮤직 및 누에바 칸시온의 기틀을 확립한 음악적 거인.</w:t>
       </w:r>
     </w:p>
     <w:p>
@@ -413,7 +432,7 @@
           <w:b w:val="0"/>
           <w:sz w:val="21"/>
         </w:rPr>
-        <w:t>단순한 포크 음악의 범주를 넘어, 남미 민속 리듬인 밀롱가(Milonga)와 삼바(Zamba)를 고전 클래식의 품격으로 끌어올린 미학적 전환점입니다. 군더더기 없는 미니멀한 연주 속에 깃든 철학적 무게는 20세기 어쿠스틱 기타 음악사에서 독보적인 위치를 점합니다.</w:t>
+        <w:t>대중가요의 상업화에 맞서 포크 음악이 도달할 수 있는 가장 높은 차원의 문학성과 영성을 증명한 앨범. 클래식 기타 애호가들에게는 나일론 줄의 질감을 극대화한 독창적 주법의 텍스트로, 팝/월드뮤직사에서는 저항과 서정이 공존하는 독보적 이정표로 평가받음.</w:t>
       </w:r>
     </w:p>
     <w:p>
@@ -444,7 +463,7 @@
           <w:b w:val="0"/>
           <w:sz w:val="21"/>
         </w:rPr>
-        <w:t>독재와 사회적 격동으로 얼룩졌던 20세기 중반 라틴아메리카에서, 탄압 속에서도 꺾이지 않는 인간 존엄성과 자유를 시적으로 대변한 시대의 나침반이었습니다. 당대 억압받던 민중과 고뇌하던 청춘들은 그의 묵직한 선율 속에서 위로를 얻고 삶을 지탱하는 실존적 용기를 발견했습니다.</w:t>
+        <w:t>냉전과 독재의 그늘 아래 방황하던 20세기 중반 라틴 아메리카의 청년들에게 인간의 존엄과 자유의 참된 가치를 환기한 시대의 거울. 에디트 피아프가 파리 무대로 그를 이끌어 전 유럽 지성인들을 감동하게 했던 그 찬란하고도 고독했던 방랑의 공기가 음반 곳곳에 서려 있음.</w:t>
       </w:r>
     </w:p>
     <w:p>
@@ -489,7 +508,7 @@
           <w:b w:val="0"/>
           <w:sz w:val="21"/>
         </w:rPr>
-        <w:t>대지의 적막과 거친 숨결을 묘사하는 정갈한 기타 솔로 프레이즈와, 읊조리듯 삶의 진실을 투망하는 보컬 트랙들이 유기적인 서사를 이룹니다. 기교를 배제한 채 음표와 음표 사이의 여백으로 빚어내는 심오한 정적은 듣는 이의 내면을 깊숙이 파고듭니다.</w:t>
+        <w:t>타이틀곡 "¡Soy Libre! ¡Soy Bueno!"는 바람 소리처럼 자유로운 기타 반주 위에 얹힌 결연한 낭송이 압도적인 감동을 자아내며, 소몰이꾼의 고단한 숙명을 노래한 명곡 "El Arriero"는 묵직한 베이스 런(Bass Run)과 날카로운 고음현의 대비를 통해 서정성과 사회적 메시지의 완벽한 조화를 보여줌.</w:t>
       </w:r>
     </w:p>
     <w:p>
@@ -520,7 +539,7 @@
           <w:b w:val="0"/>
           <w:sz w:val="21"/>
         </w:rPr>
-        <w:t>손끝이 나일론 현을 짚고 스치는 미세한 마찰음과 중저역의 목소리가 지닌 온기를 생생하게 구현하기 위해 따뜻한 배음의 진공관 앰프 매칭을 권합니다. 턴테이블 카트리지가 긁어내는 은은한 아날로그 잡음조차 밤하늘의 장작불 소리처럼 어우러져 한밤의 서정을 극대화합니다.</w:t>
+        <w:t>진공관 앰프 특유의 두툼하고 따뜻한 중음역과 단단한 모노/초기 스테레오 카트리지로 감상할 때 유판키 목소리의 흉성(Chest Voice) 배음과 거트 현(Gut string)을 튕기는 손가락 살점의 마찰음이 마치 눈앞에서 연주하듯 생생하게 피어남.</w:t>
       </w:r>
     </w:p>
     <w:p>
@@ -551,7 +570,7 @@
           <w:b w:val="0"/>
           <w:sz w:val="21"/>
         </w:rPr>
-        <w:t>남미 음악의 원류를 증언하는 역사적 기록이자, 시와 음악이 완벽히 합일된 예술적 정수로서 아날로그 바이닐 컬렉터에게는 평생 곁에 두고 꺼내 들어야 할 대체 불가능한 정신적 유산입니다.</w:t>
+        <w:t>디지털 음원으로는 결코 재현할 수 없는 아날로그 릴 마스터의 질감과, 라틴 음악 황금기의 원초적 공명을 소유할 수 있다는 점에서 클래식 및 오리지널 포크 컬렉터라면 필히 구비해야 할 불후의 명반.</w:t>
       </w:r>
     </w:p>
     <w:p>
@@ -565,7 +584,7 @@
           <w:color w:val="4338CA"/>
           <w:sz w:val="21"/>
         </w:rPr>
-        <w:t>이 음반을 통해 대지의 시인이 바람의 언어로 전해주는 숭고한 자유의 감동을 다시 한번 경험해 보시는 것은 어떨까요?</w:t>
+        <w:t>이 음반을 통해 안데스의 거친 바람과 고결한 침묵 속에서 길어 올린 아타후알파 유판키의 영혼이 전해주는 감동을 다시 한번 경험해 보시는 것은 어떨까요?</w:t>
       </w:r>
     </w:p>
     <w:sectPr>
